--- a/هفتم/هفتم - ۵/فصل 5 - 10 نمره - سری 1.docx
+++ b/هفتم/هفتم - ۵/فصل 5 - 10 نمره - سری 1.docx
@@ -35,8 +35,6 @@
               <w:rPr>
                 <w:b/>
                 <w:bCs/>
-                <w:sz w:val="26"/>
-                <w:szCs w:val="26"/>
                 <w:rtl/>
                 <w:lang w:bidi="fa-IR"/>
               </w:rPr>
@@ -45,8 +43,6 @@
               <w:rPr>
                 <w:b/>
                 <w:bCs/>
-                <w:sz w:val="26"/>
-                <w:szCs w:val="26"/>
                 <w:rtl/>
                 <w:lang w:bidi="fa-IR"/>
               </w:rPr>
@@ -57,8 +53,6 @@
                 <w:rFonts w:hint="cs"/>
                 <w:b/>
                 <w:bCs/>
-                <w:sz w:val="26"/>
-                <w:szCs w:val="26"/>
                 <w:rtl/>
                 <w:lang w:bidi="fa-IR"/>
               </w:rPr>
@@ -68,8 +62,6 @@
               <w:rPr>
                 <w:b/>
                 <w:bCs/>
-                <w:sz w:val="26"/>
-                <w:szCs w:val="26"/>
                 <w:rtl/>
                 <w:lang w:bidi="fa-IR"/>
               </w:rPr>
@@ -88,8 +80,6 @@
               <w:rPr>
                 <w:b/>
                 <w:bCs/>
-                <w:sz w:val="26"/>
-                <w:szCs w:val="26"/>
                 <w:rtl/>
                 <w:lang w:bidi="fa-IR"/>
               </w:rPr>
@@ -99,8 +89,6 @@
                 <w:rFonts w:hint="cs"/>
                 <w:b/>
                 <w:bCs/>
-                <w:sz w:val="26"/>
-                <w:szCs w:val="26"/>
                 <w:rtl/>
                 <w:lang w:bidi="fa-IR"/>
               </w:rPr>
@@ -120,8 +108,6 @@
               <w:rPr>
                 <w:b/>
                 <w:bCs/>
-                <w:sz w:val="26"/>
-                <w:szCs w:val="26"/>
                 <w:rtl/>
                 <w:lang w:bidi="fa-IR"/>
               </w:rPr>
@@ -130,8 +116,6 @@
               <w:rPr>
                 <w:b/>
                 <w:bCs/>
-                <w:sz w:val="26"/>
-                <w:szCs w:val="26"/>
                 <w:rtl/>
                 <w:lang w:bidi="fa-IR"/>
               </w:rPr>
@@ -161,8 +145,8 @@
                 <w:rFonts w:cs="B Nazanin"/>
                 <w:b/>
                 <w:bCs/>
-                <w:sz w:val="26"/>
-                <w:szCs w:val="26"/>
+                <w:sz w:val="24"/>
+                <w:szCs w:val="24"/>
                 <w:rtl/>
               </w:rPr>
             </w:pPr>
@@ -179,8 +163,6 @@
               <w:rPr>
                 <w:b/>
                 <w:bCs/>
-                <w:sz w:val="26"/>
-                <w:szCs w:val="26"/>
                 <w:rtl/>
                 <w:lang w:bidi="fa-IR"/>
               </w:rPr>
@@ -190,8 +172,6 @@
                 <w:rFonts w:hint="cs"/>
                 <w:b/>
                 <w:bCs/>
-                <w:sz w:val="26"/>
-                <w:szCs w:val="26"/>
                 <w:rtl/>
               </w:rPr>
               <w:t>درستی یا نادرستی عبارات زیر را مشخص کنید.</w:t>
@@ -222,8 +202,6 @@
                     <w:rPr>
                       <w:b/>
                       <w:bCs/>
-                      <w:sz w:val="26"/>
-                      <w:szCs w:val="26"/>
                       <w:rtl/>
                     </w:rPr>
                   </w:pPr>
@@ -232,8 +210,6 @@
                       <w:rFonts w:hint="cs"/>
                       <w:b/>
                       <w:bCs/>
-                      <w:sz w:val="26"/>
-                      <w:szCs w:val="26"/>
                       <w:rtl/>
                     </w:rPr>
                     <w:t>الف)</w:t>
@@ -243,19 +219,26 @@
                       <w:rFonts w:ascii="Shabnam" w:hAnsi="Shabnam" w:hint="cs"/>
                       <w:b/>
                       <w:bCs/>
-                      <w:sz w:val="26"/>
-                      <w:szCs w:val="26"/>
                       <w:rtl/>
                     </w:rPr>
-                    <w:t xml:space="preserve"> همه عدد های اول فرد هستند .</w:t>
+                    <w:t xml:space="preserve"> همه عد</w:t>
+                  </w:r>
+                  <w:bookmarkStart w:id="0" w:name="_GoBack"/>
+                  <w:bookmarkEnd w:id="0"/>
+                  <w:r>
+                    <w:rPr>
+                      <w:rFonts w:ascii="Shabnam" w:hAnsi="Shabnam" w:hint="cs"/>
+                      <w:b/>
+                      <w:bCs/>
+                      <w:rtl/>
+                    </w:rPr>
+                    <w:t>د های اول فرد هستند .</w:t>
                   </w:r>
                   <w:r>
                     <w:rPr>
                       <w:rFonts w:hint="cs"/>
                       <w:b/>
                       <w:bCs/>
-                      <w:sz w:val="26"/>
-                      <w:szCs w:val="26"/>
                       <w:rtl/>
                     </w:rPr>
                     <w:t xml:space="preserve"> (            )</w:t>
@@ -277,8 +260,6 @@
                     <w:rPr>
                       <w:b/>
                       <w:bCs/>
-                      <w:sz w:val="26"/>
-                      <w:szCs w:val="26"/>
                       <w:rtl/>
                     </w:rPr>
                   </w:pPr>
@@ -287,8 +268,6 @@
                       <w:rFonts w:hint="cs"/>
                       <w:b/>
                       <w:bCs/>
-                      <w:sz w:val="26"/>
-                      <w:szCs w:val="26"/>
                       <w:rtl/>
                     </w:rPr>
                     <w:t xml:space="preserve">ب)  </w:t>
@@ -296,8 +275,6 @@
                   <w:r>
                     <w:rPr>
                       <w:rFonts w:ascii="Shabnam" w:hAnsi="Shabnam" w:cs="0 Nazanin Bold" w:hint="cs"/>
-                      <w:sz w:val="28"/>
-                      <w:szCs w:val="28"/>
                       <w:rtl/>
                     </w:rPr>
                     <w:t>هر عدد حداقل دو شمارنده دارد</w:t>
@@ -305,8 +282,6 @@
                   <w:r>
                     <w:rPr>
                       <w:rFonts w:ascii="Shabnam" w:hAnsi="Shabnam" w:cs="0 Nazanin Bold" w:hint="cs"/>
-                      <w:sz w:val="28"/>
-                      <w:szCs w:val="28"/>
                       <w:rtl/>
                     </w:rPr>
                     <w:t xml:space="preserve"> </w:t>
@@ -316,19 +291,72 @@
                       <w:rFonts w:hint="cs"/>
                       <w:b/>
                       <w:bCs/>
-                      <w:sz w:val="26"/>
-                      <w:szCs w:val="26"/>
                       <w:rtl/>
                     </w:rPr>
-                    <w:t>.</w:t>
+                    <w:t>. (            )</w:t>
+                  </w:r>
+                </w:p>
+              </w:tc>
+            </w:tr>
+            <w:tr>
+              <w:trPr>
+                <w:trHeight w:val="283"/>
+              </w:trPr>
+              <w:tc>
+                <w:tcPr>
+                  <w:tcW w:w="5978" w:type="dxa"/>
+                  <w:shd w:val="clear" w:color="auto" w:fill="FFFFFF" w:themeFill="background1"/>
+                </w:tcPr>
+                <w:p>
+                  <w:pPr>
+                    <w:rPr>
+                      <w:b/>
+                      <w:bCs/>
+                      <w:rtl/>
+                    </w:rPr>
+                  </w:pPr>
+                  <w:r>
+                    <w:rPr>
+                      <w:rFonts w:hint="cs"/>
+                      <w:b/>
+                      <w:bCs/>
+                      <w:rtl/>
+                      <w:lang w:bidi="fa-IR"/>
+                    </w:rPr>
+                    <w:t xml:space="preserve">ج) </w:t>
+                  </w:r>
+                  <w:r>
+                    <w:rPr>
+                      <w:rFonts w:ascii="Shabnam" w:hAnsi="Shabnam"/>
+                      <w:b/>
+                      <w:bCs/>
+                      <w:rtl/>
+                    </w:rPr>
+                    <w:t xml:space="preserve">ب.م.م دو عدد اول برابر </w:t>
+                  </w:r>
+                  <w:r>
+                    <w:rPr>
+                      <w:rFonts w:ascii="Shabnam" w:hAnsi="Shabnam" w:hint="cs"/>
+                      <w:b/>
+                      <w:bCs/>
+                      <w:rtl/>
+                    </w:rPr>
+                    <w:t>یک</w:t>
+                  </w:r>
+                  <w:r>
+                    <w:rPr>
+                      <w:rFonts w:ascii="Shabnam" w:hAnsi="Shabnam"/>
+                      <w:b/>
+                      <w:bCs/>
+                      <w:rtl/>
+                    </w:rPr>
+                    <w:t xml:space="preserve"> است .</w:t>
                   </w:r>
                   <w:r>
                     <w:rPr>
                       <w:rFonts w:hint="cs"/>
                       <w:b/>
                       <w:bCs/>
-                      <w:sz w:val="26"/>
-                      <w:szCs w:val="26"/>
                       <w:rtl/>
                     </w:rPr>
                     <w:t xml:space="preserve"> (            )</w:t>
@@ -350,86 +378,6 @@
                     <w:rPr>
                       <w:b/>
                       <w:bCs/>
-                      <w:sz w:val="26"/>
-                      <w:szCs w:val="26"/>
-                      <w:rtl/>
-                    </w:rPr>
-                  </w:pPr>
-                  <w:r>
-                    <w:rPr>
-                      <w:rFonts w:hint="cs"/>
-                      <w:b/>
-                      <w:bCs/>
-                      <w:sz w:val="26"/>
-                      <w:szCs w:val="26"/>
-                      <w:rtl/>
-                      <w:lang w:bidi="fa-IR"/>
-                    </w:rPr>
-                    <w:t xml:space="preserve">ج) </w:t>
-                  </w:r>
-                  <w:r>
-                    <w:rPr>
-                      <w:rFonts w:ascii="Shabnam" w:hAnsi="Shabnam"/>
-                      <w:b/>
-                      <w:bCs/>
-                      <w:sz w:val="26"/>
-                      <w:szCs w:val="26"/>
-                      <w:rtl/>
-                    </w:rPr>
-                    <w:t xml:space="preserve">ب.م.م دو عدد اول برابر </w:t>
-                  </w:r>
-                  <w:r>
-                    <w:rPr>
-                      <w:rFonts w:ascii="Shabnam" w:hAnsi="Shabnam" w:hint="cs"/>
-                      <w:b/>
-                      <w:bCs/>
-                      <w:sz w:val="26"/>
-                      <w:szCs w:val="26"/>
-                      <w:rtl/>
-                    </w:rPr>
-                    <w:t>یک</w:t>
-                  </w:r>
-                  <w:r>
-                    <w:rPr>
-                      <w:rFonts w:ascii="Shabnam" w:hAnsi="Shabnam"/>
-                      <w:b/>
-                      <w:bCs/>
-                      <w:sz w:val="26"/>
-                      <w:szCs w:val="26"/>
-                      <w:rtl/>
-                    </w:rPr>
-                    <w:t xml:space="preserve"> است .</w:t>
-                  </w:r>
-                  <w:r>
-                    <w:rPr>
-                      <w:rFonts w:hint="cs"/>
-                      <w:b/>
-                      <w:bCs/>
-                      <w:sz w:val="26"/>
-                      <w:szCs w:val="26"/>
-                      <w:rtl/>
-                    </w:rPr>
-                    <w:t xml:space="preserve"> (            )</w:t>
-                  </w:r>
-                </w:p>
-              </w:tc>
-            </w:tr>
-            <w:tr>
-              <w:trPr>
-                <w:trHeight w:val="283"/>
-              </w:trPr>
-              <w:tc>
-                <w:tcPr>
-                  <w:tcW w:w="5978" w:type="dxa"/>
-                  <w:shd w:val="clear" w:color="auto" w:fill="FFFFFF" w:themeFill="background1"/>
-                </w:tcPr>
-                <w:p>
-                  <w:pPr>
-                    <w:rPr>
-                      <w:b/>
-                      <w:bCs/>
-                      <w:sz w:val="26"/>
-                      <w:szCs w:val="26"/>
                       <w:rtl/>
                       <w:lang w:bidi="fa-IR"/>
                     </w:rPr>
@@ -439,8 +387,6 @@
                       <w:rFonts w:hint="cs"/>
                       <w:b/>
                       <w:bCs/>
-                      <w:sz w:val="26"/>
-                      <w:szCs w:val="26"/>
                       <w:rtl/>
                       <w:lang w:bidi="fa-IR"/>
                     </w:rPr>
@@ -451,8 +397,6 @@
                       <w:rFonts w:ascii="Shabnam" w:hAnsi="Shabnam" w:hint="cs"/>
                       <w:b/>
                       <w:bCs/>
-                      <w:sz w:val="26"/>
-                      <w:szCs w:val="26"/>
                       <w:rtl/>
                     </w:rPr>
                     <w:t>حاصل جمع دو عدد اول همیشه یک عدد اول است</w:t>
@@ -462,8 +406,6 @@
                       <w:rFonts w:ascii="Shabnam" w:hAnsi="Shabnam"/>
                       <w:b/>
                       <w:bCs/>
-                      <w:sz w:val="26"/>
-                      <w:szCs w:val="26"/>
                     </w:rPr>
                     <w:t>.</w:t>
                   </w:r>
@@ -472,8 +414,6 @@
                       <w:rFonts w:hint="cs"/>
                       <w:b/>
                       <w:bCs/>
-                      <w:sz w:val="26"/>
-                      <w:szCs w:val="26"/>
                       <w:rtl/>
                       <w:lang w:bidi="fa-IR"/>
                     </w:rPr>
@@ -484,8 +424,6 @@
                       <w:rFonts w:hint="cs"/>
                       <w:b/>
                       <w:bCs/>
-                      <w:sz w:val="26"/>
-                      <w:szCs w:val="26"/>
                       <w:rtl/>
                     </w:rPr>
                     <w:t>(            )</w:t>
@@ -500,8 +438,6 @@
               <w:rPr>
                 <w:b/>
                 <w:bCs/>
-                <w:sz w:val="26"/>
-                <w:szCs w:val="26"/>
                 <w:rtl/>
                 <w:lang w:bidi="fa-IR"/>
               </w:rPr>
@@ -519,18 +455,14 @@
               <w:rPr>
                 <w:b/>
                 <w:bCs/>
-                <w:sz w:val="26"/>
-                <w:szCs w:val="26"/>
-                <w:rtl/>
-              </w:rPr>
-            </w:pPr>
-            <w:r>
-              <w:rPr>
-                <w:rFonts w:hint="cs"/>
-                <w:b/>
-                <w:bCs/>
-                <w:sz w:val="26"/>
-                <w:szCs w:val="26"/>
+                <w:rtl/>
+              </w:rPr>
+            </w:pPr>
+            <w:r>
+              <w:rPr>
+                <w:rFonts w:hint="cs"/>
+                <w:b/>
+                <w:bCs/>
                 <w:rtl/>
               </w:rPr>
               <w:t>۱</w:t>
@@ -559,8 +491,8 @@
                 <w:rFonts w:cs="B Nazanin"/>
                 <w:b/>
                 <w:bCs/>
-                <w:sz w:val="26"/>
-                <w:szCs w:val="26"/>
+                <w:sz w:val="24"/>
+                <w:szCs w:val="24"/>
                 <w:rtl/>
               </w:rPr>
             </w:pPr>
@@ -577,18 +509,14 @@
               <w:rPr>
                 <w:b/>
                 <w:bCs/>
-                <w:sz w:val="26"/>
-                <w:szCs w:val="26"/>
-                <w:rtl/>
-              </w:rPr>
-            </w:pPr>
-            <w:r>
-              <w:rPr>
-                <w:rFonts w:hint="cs"/>
-                <w:b/>
-                <w:bCs/>
-                <w:sz w:val="26"/>
-                <w:szCs w:val="26"/>
+                <w:rtl/>
+              </w:rPr>
+            </w:pPr>
+            <w:r>
+              <w:rPr>
+                <w:rFonts w:hint="cs"/>
+                <w:b/>
+                <w:bCs/>
                 <w:rtl/>
               </w:rPr>
               <w:t>جملات زیر را با عبارات و اعداد مناسب کامل کنید.</w:t>
@@ -599,8 +527,6 @@
               <w:rPr>
                 <w:b/>
                 <w:bCs/>
-                <w:sz w:val="26"/>
-                <w:szCs w:val="26"/>
                 <w:rtl/>
                 <w:lang w:bidi="fa-IR"/>
               </w:rPr>
@@ -610,8 +536,6 @@
                 <w:rFonts w:hint="cs"/>
                 <w:b/>
                 <w:bCs/>
-                <w:sz w:val="26"/>
-                <w:szCs w:val="26"/>
                 <w:rtl/>
               </w:rPr>
               <w:t>الف)</w:t>
@@ -621,8 +545,6 @@
                 <w:rFonts w:hint="cs"/>
                 <w:b/>
                 <w:bCs/>
-                <w:sz w:val="26"/>
-                <w:szCs w:val="26"/>
                 <w:rtl/>
               </w:rPr>
               <w:t xml:space="preserve"> </w:t>
@@ -632,8 +554,6 @@
                 <w:rFonts w:ascii="Shabnam" w:hAnsi="Shabnam" w:hint="cs"/>
                 <w:b/>
                 <w:bCs/>
-                <w:sz w:val="26"/>
-                <w:szCs w:val="26"/>
                 <w:rtl/>
               </w:rPr>
               <w:t xml:space="preserve">مجموع دو عدد طبیعی فرد همیشه عددی .................... است . </w:t>
@@ -644,8 +564,6 @@
               <w:rPr>
                 <w:b/>
                 <w:bCs/>
-                <w:sz w:val="26"/>
-                <w:szCs w:val="26"/>
                 <w:rtl/>
                 <w:lang w:bidi="fa-IR"/>
               </w:rPr>
@@ -655,8 +573,6 @@
                 <w:rFonts w:ascii="Shabnam" w:hAnsi="Shabnam" w:hint="cs"/>
                 <w:b/>
                 <w:bCs/>
-                <w:sz w:val="26"/>
-                <w:szCs w:val="26"/>
                 <w:rtl/>
               </w:rPr>
               <w:t>ب)</w:t>
@@ -666,8 +582,6 @@
                 <w:rFonts w:ascii="Shabnam" w:hAnsi="Shabnam" w:hint="cs"/>
                 <w:b/>
                 <w:bCs/>
-                <w:sz w:val="26"/>
-                <w:szCs w:val="26"/>
                 <w:rtl/>
               </w:rPr>
               <w:t xml:space="preserve"> </w:t>
@@ -677,8 +591,6 @@
                 <w:rFonts w:ascii="Shabnam" w:hAnsi="Shabnam"/>
                 <w:b/>
                 <w:bCs/>
-                <w:sz w:val="26"/>
-                <w:szCs w:val="26"/>
                 <w:rtl/>
               </w:rPr>
               <w:t xml:space="preserve">حاصل عبارت ( 15,16 ) </w:t>
@@ -688,8 +600,6 @@
                 <w:rFonts w:ascii="Shabnam" w:hAnsi="Shabnam" w:hint="cs"/>
                 <w:b/>
                 <w:bCs/>
-                <w:sz w:val="26"/>
-                <w:szCs w:val="26"/>
                 <w:rtl/>
               </w:rPr>
               <w:t xml:space="preserve">برابر .................. </w:t>
@@ -699,8 +609,6 @@
                 <w:rFonts w:ascii="Shabnam" w:hAnsi="Shabnam"/>
                 <w:b/>
                 <w:bCs/>
-                <w:sz w:val="26"/>
-                <w:szCs w:val="26"/>
                 <w:rtl/>
               </w:rPr>
               <w:t xml:space="preserve"> است</w:t>
@@ -710,8 +618,6 @@
                 <w:rFonts w:hint="cs"/>
                 <w:b/>
                 <w:bCs/>
-                <w:sz w:val="26"/>
-                <w:szCs w:val="26"/>
                 <w:rtl/>
                 <w:lang w:bidi="fa-IR"/>
               </w:rPr>
@@ -723,18 +629,14 @@
               <w:rPr>
                 <w:b/>
                 <w:bCs/>
-                <w:sz w:val="26"/>
-                <w:szCs w:val="26"/>
-                <w:rtl/>
-              </w:rPr>
-            </w:pPr>
-            <w:r>
-              <w:rPr>
-                <w:rFonts w:hint="cs"/>
-                <w:b/>
-                <w:bCs/>
-                <w:sz w:val="26"/>
-                <w:szCs w:val="26"/>
+                <w:rtl/>
+              </w:rPr>
+            </w:pPr>
+            <w:r>
+              <w:rPr>
+                <w:rFonts w:hint="cs"/>
+                <w:b/>
+                <w:bCs/>
                 <w:rtl/>
               </w:rPr>
               <w:t>ج</w:t>
@@ -744,8 +646,6 @@
                 <w:rFonts w:hint="cs"/>
                 <w:b/>
                 <w:bCs/>
-                <w:sz w:val="26"/>
-                <w:szCs w:val="26"/>
                 <w:rtl/>
               </w:rPr>
               <w:t>) هر عدد اول دو شمارنده دارد :  ................. و ................</w:t>
@@ -763,18 +663,14 @@
               <w:rPr>
                 <w:b/>
                 <w:bCs/>
-                <w:sz w:val="26"/>
-                <w:szCs w:val="26"/>
-                <w:rtl/>
-              </w:rPr>
-            </w:pPr>
-            <w:r>
-              <w:rPr>
-                <w:rFonts w:hint="cs"/>
-                <w:b/>
-                <w:bCs/>
-                <w:sz w:val="26"/>
-                <w:szCs w:val="26"/>
+                <w:rtl/>
+              </w:rPr>
+            </w:pPr>
+            <w:r>
+              <w:rPr>
+                <w:rFonts w:hint="cs"/>
+                <w:b/>
+                <w:bCs/>
                 <w:rtl/>
               </w:rPr>
               <w:t>1</w:t>
@@ -804,8 +700,8 @@
                 <w:rFonts w:cs="B Nazanin"/>
                 <w:b/>
                 <w:bCs/>
-                <w:sz w:val="26"/>
-                <w:szCs w:val="26"/>
+                <w:sz w:val="24"/>
+                <w:szCs w:val="24"/>
                 <w:rtl/>
               </w:rPr>
             </w:pPr>
@@ -821,18 +717,14 @@
               <w:rPr>
                 <w:b/>
                 <w:bCs/>
-                <w:sz w:val="26"/>
-                <w:szCs w:val="26"/>
-                <w:rtl/>
-              </w:rPr>
-            </w:pPr>
-            <w:r>
-              <w:rPr>
-                <w:rFonts w:hint="cs"/>
-                <w:b/>
-                <w:bCs/>
-                <w:sz w:val="26"/>
-                <w:szCs w:val="26"/>
+                <w:rtl/>
+              </w:rPr>
+            </w:pPr>
+            <w:r>
+              <w:rPr>
+                <w:rFonts w:hint="cs"/>
+                <w:b/>
+                <w:bCs/>
                 <w:rtl/>
               </w:rPr>
               <w:t xml:space="preserve">به سوالات زیر پاسخ </w:t>
@@ -842,8 +734,6 @@
                 <w:rFonts w:hint="cs"/>
                 <w:b/>
                 <w:bCs/>
-                <w:sz w:val="26"/>
-                <w:szCs w:val="26"/>
                 <w:rtl/>
               </w:rPr>
               <w:t xml:space="preserve">کوتاه </w:t>
@@ -853,8 +743,6 @@
                 <w:rFonts w:hint="cs"/>
                 <w:b/>
                 <w:bCs/>
-                <w:sz w:val="26"/>
-                <w:szCs w:val="26"/>
                 <w:rtl/>
               </w:rPr>
               <w:t xml:space="preserve">دهید. </w:t>
@@ -865,18 +753,14 @@
               <w:rPr>
                 <w:b/>
                 <w:bCs/>
-                <w:sz w:val="26"/>
-                <w:szCs w:val="26"/>
-                <w:rtl/>
-              </w:rPr>
-            </w:pPr>
-            <w:r>
-              <w:rPr>
-                <w:rFonts w:hint="cs"/>
-                <w:b/>
-                <w:bCs/>
-                <w:sz w:val="26"/>
-                <w:szCs w:val="26"/>
+                <w:rtl/>
+              </w:rPr>
+            </w:pPr>
+            <w:r>
+              <w:rPr>
+                <w:rFonts w:hint="cs"/>
+                <w:b/>
+                <w:bCs/>
                 <w:rtl/>
               </w:rPr>
               <w:t>الف)</w:t>
@@ -886,8 +770,6 @@
                 <w:rFonts w:hint="cs"/>
                 <w:b/>
                 <w:bCs/>
-                <w:sz w:val="26"/>
-                <w:szCs w:val="26"/>
                 <w:rtl/>
               </w:rPr>
               <w:t xml:space="preserve"> آیا عدد ۳ شمارنده ۳۹ است</w:t>
@@ -897,8 +779,6 @@
                 <w:rFonts w:hint="cs"/>
                 <w:b/>
                 <w:bCs/>
-                <w:sz w:val="26"/>
-                <w:szCs w:val="26"/>
                 <w:rtl/>
               </w:rPr>
               <w:t>؟</w:t>
@@ -908,8 +788,6 @@
                 <w:rFonts w:hint="cs"/>
                 <w:b/>
                 <w:bCs/>
-                <w:sz w:val="26"/>
-                <w:szCs w:val="26"/>
                 <w:rtl/>
               </w:rPr>
               <w:t xml:space="preserve"> ...............       ب)  آیا ۲۱۰ مضرب مشترک ۷ و ۳۰ است ؟...............</w:t>
@@ -920,8 +798,6 @@
               <w:rPr>
                 <w:b/>
                 <w:bCs/>
-                <w:sz w:val="26"/>
-                <w:szCs w:val="26"/>
                 <w:rtl/>
               </w:rPr>
             </w:pPr>
@@ -930,8 +806,6 @@
                 <w:rFonts w:ascii="Wingdings 2" w:hAnsi="Wingdings 2" w:hint="cs"/>
                 <w:b/>
                 <w:bCs/>
-                <w:sz w:val="26"/>
-                <w:szCs w:val="26"/>
                 <w:rtl/>
                 <w:lang w:bidi="fa-IR"/>
               </w:rPr>
@@ -942,8 +816,6 @@
                 <w:rFonts w:hint="cs"/>
                 <w:b/>
                 <w:bCs/>
-                <w:sz w:val="26"/>
-                <w:szCs w:val="26"/>
                 <w:rtl/>
               </w:rPr>
               <w:t xml:space="preserve">) </w:t>
@@ -953,8 +825,6 @@
                 <w:rFonts w:ascii="Shabnam" w:hAnsi="Shabnam" w:hint="cs"/>
                 <w:b/>
                 <w:bCs/>
-                <w:sz w:val="26"/>
-                <w:szCs w:val="26"/>
                 <w:rtl/>
               </w:rPr>
               <w:t xml:space="preserve">هفتمین مضرب 8 : .......................            </w:t>
@@ -964,8 +834,6 @@
                 <w:rFonts w:ascii="Shabnam" w:hAnsi="Shabnam" w:hint="cs"/>
                 <w:b/>
                 <w:bCs/>
-                <w:sz w:val="26"/>
-                <w:szCs w:val="26"/>
                 <w:rtl/>
               </w:rPr>
               <w:t xml:space="preserve">    </w:t>
@@ -975,8 +843,6 @@
                 <w:rFonts w:ascii="Shabnam" w:hAnsi="Shabnam" w:hint="cs"/>
                 <w:b/>
                 <w:bCs/>
-                <w:sz w:val="26"/>
-                <w:szCs w:val="26"/>
                 <w:rtl/>
               </w:rPr>
               <w:t xml:space="preserve">  </w:t>
@@ -986,8 +852,6 @@
                 <w:rFonts w:hint="cs"/>
                 <w:b/>
                 <w:bCs/>
-                <w:sz w:val="26"/>
-                <w:szCs w:val="26"/>
                 <w:rtl/>
                 <w:lang w:bidi="fa-IR"/>
               </w:rPr>
@@ -998,8 +862,6 @@
                 <w:rFonts w:ascii="Shabnam" w:hAnsi="Shabnam" w:hint="cs"/>
                 <w:b/>
                 <w:bCs/>
-                <w:sz w:val="26"/>
-                <w:szCs w:val="26"/>
                 <w:rtl/>
               </w:rPr>
               <w:t>) 30 چندمین مضرب 6 است؟ ...................</w:t>
@@ -1013,18 +875,14 @@
                 <w:rFonts w:ascii="Shabnam" w:hAnsi="Shabnam"/>
                 <w:b/>
                 <w:bCs/>
-                <w:sz w:val="26"/>
-                <w:szCs w:val="26"/>
-                <w:rtl/>
-              </w:rPr>
-            </w:pPr>
-            <w:r>
-              <w:rPr>
-                <w:rFonts w:hint="cs"/>
-                <w:b/>
-                <w:bCs/>
-                <w:sz w:val="26"/>
-                <w:szCs w:val="26"/>
+                <w:rtl/>
+              </w:rPr>
+            </w:pPr>
+            <w:r>
+              <w:rPr>
+                <w:rFonts w:hint="cs"/>
+                <w:b/>
+                <w:bCs/>
                 <w:rtl/>
                 <w:lang w:bidi="fa-IR"/>
               </w:rPr>
@@ -1035,8 +893,6 @@
                 <w:rFonts w:ascii="Shabnam" w:hAnsi="Shabnam" w:hint="cs"/>
                 <w:b/>
                 <w:bCs/>
-                <w:sz w:val="26"/>
-                <w:szCs w:val="26"/>
                 <w:rtl/>
                 <w:lang w:bidi="fa-IR"/>
               </w:rPr>
@@ -1047,8 +903,6 @@
                 <w:rFonts w:ascii="Shabnam" w:hAnsi="Shabnam" w:hint="cs"/>
                 <w:b/>
                 <w:bCs/>
-                <w:sz w:val="26"/>
-                <w:szCs w:val="26"/>
                 <w:rtl/>
               </w:rPr>
               <w:t>دو عدد بنویسید که شمارنده های اول آن ۳ و ۵ باشند.  ............................ و ............................</w:t>
@@ -1066,18 +920,14 @@
               <w:rPr>
                 <w:b/>
                 <w:bCs/>
-                <w:sz w:val="26"/>
-                <w:szCs w:val="26"/>
-                <w:rtl/>
-              </w:rPr>
-            </w:pPr>
-            <w:r>
-              <w:rPr>
-                <w:rFonts w:hint="cs"/>
-                <w:b/>
-                <w:bCs/>
-                <w:sz w:val="26"/>
-                <w:szCs w:val="26"/>
+                <w:rtl/>
+              </w:rPr>
+            </w:pPr>
+            <w:r>
+              <w:rPr>
+                <w:rFonts w:hint="cs"/>
+                <w:b/>
+                <w:bCs/>
                 <w:rtl/>
               </w:rPr>
               <w:t>5/1</w:t>
@@ -1107,8 +957,8 @@
                 <w:rFonts w:cs="B Nazanin"/>
                 <w:b/>
                 <w:bCs/>
-                <w:sz w:val="26"/>
-                <w:szCs w:val="26"/>
+                <w:sz w:val="24"/>
+                <w:szCs w:val="24"/>
                 <w:rtl/>
               </w:rPr>
             </w:pPr>
@@ -1127,8 +977,6 @@
                 <w:bCs/>
                 <w:i/>
                 <w:noProof/>
-                <w:sz w:val="26"/>
-                <w:szCs w:val="26"/>
                 <w:rtl/>
               </w:rPr>
             </w:pPr>
@@ -1139,8 +987,6 @@
                 <w:bCs/>
                 <w:i/>
                 <w:noProof/>
-                <w:sz w:val="26"/>
-                <w:szCs w:val="26"/>
                 <w:rtl/>
               </w:rPr>
               <w:t>الف) شمارنده</w:t>
@@ -1151,8 +997,6 @@
                 <w:bCs/>
                 <w:i/>
                 <w:noProof/>
-                <w:sz w:val="26"/>
-                <w:szCs w:val="26"/>
                 <w:rtl/>
               </w:rPr>
               <w:softHyphen/>
@@ -1164,8 +1008,6 @@
                 <w:bCs/>
                 <w:i/>
                 <w:noProof/>
-                <w:sz w:val="26"/>
-                <w:szCs w:val="26"/>
                 <w:rtl/>
               </w:rPr>
               <w:t>های عدد 12  را بنویسید</w:t>
@@ -1177,8 +1019,6 @@
                 <w:bCs/>
                 <w:i/>
                 <w:noProof/>
-                <w:sz w:val="26"/>
-                <w:szCs w:val="26"/>
                 <w:rtl/>
               </w:rPr>
               <w:t>:</w:t>
@@ -1190,8 +1030,6 @@
                 <w:bCs/>
                 <w:i/>
                 <w:noProof/>
-                <w:sz w:val="26"/>
-                <w:szCs w:val="26"/>
                 <w:rtl/>
               </w:rPr>
               <w:t xml:space="preserve">                                   </w:t>
@@ -1205,8 +1043,6 @@
                 <w:bCs/>
                 <w:i/>
                 <w:noProof/>
-                <w:sz w:val="26"/>
-                <w:szCs w:val="26"/>
                 <w:rtl/>
               </w:rPr>
             </w:pPr>
@@ -1217,8 +1053,6 @@
                 <w:bCs/>
                 <w:i/>
                 <w:noProof/>
-                <w:sz w:val="26"/>
-                <w:szCs w:val="26"/>
                 <w:rtl/>
               </w:rPr>
               <w:t>ب) مضرب های عدد 5 را بنویسید</w:t>
@@ -1230,8 +1064,6 @@
                 <w:bCs/>
                 <w:i/>
                 <w:noProof/>
-                <w:sz w:val="26"/>
-                <w:szCs w:val="26"/>
                 <w:rtl/>
               </w:rPr>
               <w:t xml:space="preserve">: </w:t>
@@ -1249,18 +1081,14 @@
               <w:rPr>
                 <w:b/>
                 <w:bCs/>
-                <w:sz w:val="26"/>
-                <w:szCs w:val="26"/>
-                <w:rtl/>
-              </w:rPr>
-            </w:pPr>
-            <w:r>
-              <w:rPr>
-                <w:rFonts w:hint="cs"/>
-                <w:b/>
-                <w:bCs/>
-                <w:sz w:val="26"/>
-                <w:szCs w:val="26"/>
+                <w:rtl/>
+              </w:rPr>
+            </w:pPr>
+            <w:r>
+              <w:rPr>
+                <w:rFonts w:hint="cs"/>
+                <w:b/>
+                <w:bCs/>
                 <w:rtl/>
               </w:rPr>
               <w:t>۱</w:t>
@@ -1290,8 +1118,8 @@
                 <w:rFonts w:cs="B Nazanin"/>
                 <w:b/>
                 <w:bCs/>
-                <w:sz w:val="26"/>
-                <w:szCs w:val="26"/>
+                <w:sz w:val="24"/>
+                <w:szCs w:val="24"/>
                 <w:rtl/>
               </w:rPr>
             </w:pPr>
@@ -1309,17 +1137,13 @@
               <w:rPr>
                 <w:b/>
                 <w:bCs/>
-                <w:sz w:val="26"/>
-                <w:szCs w:val="26"/>
-                <w:rtl/>
-              </w:rPr>
-            </w:pPr>
-            <w:r>
-              <w:rPr>
-                <w:b/>
-                <w:bCs/>
-                <w:sz w:val="26"/>
-                <w:szCs w:val="26"/>
+                <w:rtl/>
+              </w:rPr>
+            </w:pPr>
+            <w:r>
+              <w:rPr>
+                <w:b/>
+                <w:bCs/>
                 <w:rtl/>
               </w:rPr>
               <w:t>دور عدد ها</w:t>
@@ -1329,8 +1153,6 @@
                 <w:rFonts w:hint="cs"/>
                 <w:b/>
                 <w:bCs/>
-                <w:sz w:val="26"/>
-                <w:szCs w:val="26"/>
                 <w:rtl/>
               </w:rPr>
               <w:t>ی</w:t>
@@ -1339,8 +1161,6 @@
               <w:rPr>
                 <w:b/>
                 <w:bCs/>
-                <w:sz w:val="26"/>
-                <w:szCs w:val="26"/>
                 <w:rtl/>
               </w:rPr>
               <w:t xml:space="preserve"> اول خط بکش</w:t>
@@ -1350,8 +1170,6 @@
                 <w:rFonts w:hint="cs"/>
                 <w:b/>
                 <w:bCs/>
-                <w:sz w:val="26"/>
-                <w:szCs w:val="26"/>
                 <w:rtl/>
               </w:rPr>
               <w:t>ی</w:t>
@@ -1361,8 +1179,6 @@
                 <w:rFonts w:hint="eastAsia"/>
                 <w:b/>
                 <w:bCs/>
-                <w:sz w:val="26"/>
-                <w:szCs w:val="26"/>
                 <w:rtl/>
               </w:rPr>
               <w:t>د</w:t>
@@ -1372,8 +1188,6 @@
                 <w:rFonts w:hint="cs"/>
                 <w:b/>
                 <w:bCs/>
-                <w:sz w:val="26"/>
-                <w:szCs w:val="26"/>
                 <w:rtl/>
               </w:rPr>
               <w:t>.</w:t>
@@ -1383,8 +1197,6 @@
                 <w:rFonts w:hint="cs"/>
                 <w:b/>
                 <w:bCs/>
-                <w:sz w:val="26"/>
-                <w:szCs w:val="26"/>
                 <w:rtl/>
               </w:rPr>
               <w:t>(4 مورد)</w:t>
@@ -1394,8 +1206,6 @@
                 <w:rFonts w:hint="cs"/>
                 <w:b/>
                 <w:bCs/>
-                <w:sz w:val="26"/>
-                <w:szCs w:val="26"/>
                 <w:rtl/>
               </w:rPr>
               <w:t xml:space="preserve">                ۱</w:t>
@@ -1404,8 +1214,6 @@
               <w:rPr>
                 <w:b/>
                 <w:bCs/>
-                <w:sz w:val="26"/>
-                <w:szCs w:val="26"/>
                 <w:rtl/>
               </w:rPr>
               <w:t xml:space="preserve"> </w:t>
@@ -1414,8 +1222,6 @@
               <w:rPr>
                 <w:b/>
                 <w:bCs/>
-                <w:sz w:val="26"/>
-                <w:szCs w:val="26"/>
               </w:rPr>
               <w:t>,</w:t>
             </w:r>
@@ -1423,8 +1229,6 @@
               <w:rPr>
                 <w:b/>
                 <w:bCs/>
-                <w:sz w:val="26"/>
-                <w:szCs w:val="26"/>
                 <w:rtl/>
               </w:rPr>
               <w:t xml:space="preserve"> </w:t>
@@ -1434,8 +1238,6 @@
                 <w:rFonts w:hint="cs"/>
                 <w:b/>
                 <w:bCs/>
-                <w:sz w:val="26"/>
-                <w:szCs w:val="26"/>
                 <w:rtl/>
                 <w:lang w:bidi="fa-IR"/>
               </w:rPr>
@@ -1445,8 +1247,6 @@
               <w:rPr>
                 <w:b/>
                 <w:bCs/>
-                <w:sz w:val="26"/>
-                <w:szCs w:val="26"/>
                 <w:rtl/>
               </w:rPr>
               <w:t xml:space="preserve">19 </w:t>
@@ -1455,8 +1255,6 @@
               <w:rPr>
                 <w:b/>
                 <w:bCs/>
-                <w:sz w:val="26"/>
-                <w:szCs w:val="26"/>
               </w:rPr>
               <w:t xml:space="preserve"> ,</w:t>
             </w:r>
@@ -1464,8 +1262,6 @@
               <w:rPr>
                 <w:b/>
                 <w:bCs/>
-                <w:sz w:val="26"/>
-                <w:szCs w:val="26"/>
                 <w:rtl/>
               </w:rPr>
               <w:t xml:space="preserve"> 9</w:t>
@@ -1475,8 +1271,6 @@
                 <w:rFonts w:hint="cs"/>
                 <w:b/>
                 <w:bCs/>
-                <w:sz w:val="26"/>
-                <w:szCs w:val="26"/>
                 <w:rtl/>
               </w:rPr>
               <w:t xml:space="preserve"> </w:t>
@@ -1485,8 +1279,6 @@
               <w:rPr>
                 <w:b/>
                 <w:bCs/>
-                <w:sz w:val="26"/>
-                <w:szCs w:val="26"/>
                 <w:rtl/>
               </w:rPr>
               <w:t xml:space="preserve"> </w:t>
@@ -1495,8 +1287,6 @@
               <w:rPr>
                 <w:b/>
                 <w:bCs/>
-                <w:sz w:val="26"/>
-                <w:szCs w:val="26"/>
               </w:rPr>
               <w:t>,</w:t>
             </w:r>
@@ -1504,8 +1294,6 @@
               <w:rPr>
                 <w:b/>
                 <w:bCs/>
-                <w:sz w:val="26"/>
-                <w:szCs w:val="26"/>
                 <w:rtl/>
               </w:rPr>
               <w:t xml:space="preserve"> </w:t>
@@ -1515,8 +1303,6 @@
                 <w:rFonts w:hint="cs"/>
                 <w:b/>
                 <w:bCs/>
-                <w:sz w:val="26"/>
-                <w:szCs w:val="26"/>
                 <w:rtl/>
               </w:rPr>
               <w:t xml:space="preserve"> </w:t>
@@ -1525,8 +1311,6 @@
               <w:rPr>
                 <w:b/>
                 <w:bCs/>
-                <w:sz w:val="26"/>
-                <w:szCs w:val="26"/>
                 <w:rtl/>
               </w:rPr>
               <w:t>2</w:t>
@@ -1536,8 +1320,6 @@
                 <w:rFonts w:hint="cs"/>
                 <w:b/>
                 <w:bCs/>
-                <w:sz w:val="26"/>
-                <w:szCs w:val="26"/>
                 <w:rtl/>
               </w:rPr>
               <w:t xml:space="preserve"> </w:t>
@@ -1546,8 +1328,6 @@
               <w:rPr>
                 <w:b/>
                 <w:bCs/>
-                <w:sz w:val="26"/>
-                <w:szCs w:val="26"/>
                 <w:rtl/>
               </w:rPr>
               <w:t xml:space="preserve"> </w:t>
@@ -1556,8 +1336,6 @@
               <w:rPr>
                 <w:b/>
                 <w:bCs/>
-                <w:sz w:val="26"/>
-                <w:szCs w:val="26"/>
               </w:rPr>
               <w:t>,</w:t>
             </w:r>
@@ -1565,8 +1343,6 @@
               <w:rPr>
                 <w:b/>
                 <w:bCs/>
-                <w:sz w:val="26"/>
-                <w:szCs w:val="26"/>
                 <w:rtl/>
               </w:rPr>
               <w:t xml:space="preserve"> </w:t>
@@ -1576,8 +1352,6 @@
                 <w:rFonts w:hint="cs"/>
                 <w:b/>
                 <w:bCs/>
-                <w:sz w:val="26"/>
-                <w:szCs w:val="26"/>
                 <w:rtl/>
                 <w:lang w:bidi="fa-IR"/>
               </w:rPr>
@@ -1587,8 +1361,6 @@
               <w:rPr>
                 <w:b/>
                 <w:bCs/>
-                <w:sz w:val="26"/>
-                <w:szCs w:val="26"/>
                 <w:rtl/>
               </w:rPr>
               <w:t>21</w:t>
@@ -1598,8 +1370,6 @@
                 <w:rFonts w:hint="cs"/>
                 <w:b/>
                 <w:bCs/>
-                <w:sz w:val="26"/>
-                <w:szCs w:val="26"/>
                 <w:rtl/>
               </w:rPr>
               <w:t xml:space="preserve"> </w:t>
@@ -1608,8 +1378,6 @@
               <w:rPr>
                 <w:b/>
                 <w:bCs/>
-                <w:sz w:val="26"/>
-                <w:szCs w:val="26"/>
               </w:rPr>
               <w:t xml:space="preserve">, </w:t>
             </w:r>
@@ -1617,8 +1385,6 @@
               <w:rPr>
                 <w:b/>
                 <w:bCs/>
-                <w:sz w:val="26"/>
-                <w:szCs w:val="26"/>
                 <w:rtl/>
               </w:rPr>
               <w:t xml:space="preserve"> </w:t>
@@ -1628,8 +1394,6 @@
                 <w:rFonts w:hint="cs"/>
                 <w:b/>
                 <w:bCs/>
-                <w:sz w:val="26"/>
-                <w:szCs w:val="26"/>
                 <w:rtl/>
                 <w:lang w:bidi="fa-IR"/>
               </w:rPr>
@@ -1639,8 +1403,6 @@
               <w:rPr>
                 <w:b/>
                 <w:bCs/>
-                <w:sz w:val="26"/>
-                <w:szCs w:val="26"/>
                 <w:rtl/>
               </w:rPr>
               <w:t xml:space="preserve">31 </w:t>
@@ -1649,8 +1411,6 @@
               <w:rPr>
                 <w:b/>
                 <w:bCs/>
-                <w:sz w:val="26"/>
-                <w:szCs w:val="26"/>
               </w:rPr>
               <w:t xml:space="preserve"> ,</w:t>
             </w:r>
@@ -1658,8 +1418,6 @@
               <w:rPr>
                 <w:b/>
                 <w:bCs/>
-                <w:sz w:val="26"/>
-                <w:szCs w:val="26"/>
                 <w:rtl/>
               </w:rPr>
               <w:t xml:space="preserve"> 39 </w:t>
@@ -1668,8 +1426,6 @@
               <w:rPr>
                 <w:b/>
                 <w:bCs/>
-                <w:sz w:val="26"/>
-                <w:szCs w:val="26"/>
               </w:rPr>
               <w:t>,</w:t>
             </w:r>
@@ -1677,8 +1433,6 @@
               <w:rPr>
                 <w:b/>
                 <w:bCs/>
-                <w:sz w:val="26"/>
-                <w:szCs w:val="26"/>
                 <w:rtl/>
               </w:rPr>
               <w:t xml:space="preserve"> </w:t>
@@ -1688,8 +1442,6 @@
                 <w:rFonts w:hint="cs"/>
                 <w:b/>
                 <w:bCs/>
-                <w:sz w:val="26"/>
-                <w:szCs w:val="26"/>
                 <w:rtl/>
               </w:rPr>
               <w:t xml:space="preserve"> </w:t>
@@ -1698,8 +1450,6 @@
               <w:rPr>
                 <w:b/>
                 <w:bCs/>
-                <w:sz w:val="26"/>
-                <w:szCs w:val="26"/>
                 <w:rtl/>
               </w:rPr>
               <w:t xml:space="preserve">49 </w:t>
@@ -1708,8 +1458,6 @@
               <w:rPr>
                 <w:b/>
                 <w:bCs/>
-                <w:sz w:val="26"/>
-                <w:szCs w:val="26"/>
               </w:rPr>
               <w:t>,</w:t>
             </w:r>
@@ -1717,8 +1465,6 @@
               <w:rPr>
                 <w:b/>
                 <w:bCs/>
-                <w:sz w:val="26"/>
-                <w:szCs w:val="26"/>
                 <w:rtl/>
               </w:rPr>
               <w:t xml:space="preserve"> 2</w:t>
@@ -1728,8 +1474,6 @@
                 <w:rFonts w:hint="cs"/>
                 <w:b/>
                 <w:bCs/>
-                <w:sz w:val="26"/>
-                <w:szCs w:val="26"/>
                 <w:rtl/>
               </w:rPr>
               <w:t>3</w:t>
@@ -1738,8 +1482,6 @@
               <w:rPr>
                 <w:b/>
                 <w:bCs/>
-                <w:sz w:val="26"/>
-                <w:szCs w:val="26"/>
                 <w:rtl/>
               </w:rPr>
               <w:t xml:space="preserve"> </w:t>
@@ -1749,8 +1491,6 @@
                 <w:rFonts w:hint="cs"/>
                 <w:b/>
                 <w:bCs/>
-                <w:sz w:val="26"/>
-                <w:szCs w:val="26"/>
                 <w:rtl/>
               </w:rPr>
               <w:t xml:space="preserve"> </w:t>
@@ -1759,8 +1499,6 @@
               <w:rPr>
                 <w:b/>
                 <w:bCs/>
-                <w:sz w:val="26"/>
-                <w:szCs w:val="26"/>
               </w:rPr>
               <w:t xml:space="preserve">  ,</w:t>
             </w:r>
@@ -1769,8 +1507,6 @@
                 <w:rFonts w:hint="cs"/>
                 <w:b/>
                 <w:bCs/>
-                <w:sz w:val="26"/>
-                <w:szCs w:val="26"/>
                 <w:rtl/>
               </w:rPr>
               <w:t>5</w:t>
@@ -1779,8 +1515,6 @@
               <w:rPr>
                 <w:b/>
                 <w:bCs/>
-                <w:sz w:val="26"/>
-                <w:szCs w:val="26"/>
                 <w:rtl/>
               </w:rPr>
               <w:t>2</w:t>
@@ -1798,18 +1532,14 @@
               <w:rPr>
                 <w:b/>
                 <w:bCs/>
-                <w:sz w:val="26"/>
-                <w:szCs w:val="26"/>
-                <w:rtl/>
-              </w:rPr>
-            </w:pPr>
-            <w:r>
-              <w:rPr>
-                <w:rFonts w:hint="cs"/>
-                <w:b/>
-                <w:bCs/>
-                <w:sz w:val="26"/>
-                <w:szCs w:val="26"/>
+                <w:rtl/>
+              </w:rPr>
+            </w:pPr>
+            <w:r>
+              <w:rPr>
+                <w:rFonts w:hint="cs"/>
+                <w:b/>
+                <w:bCs/>
                 <w:rtl/>
               </w:rPr>
               <w:t>1</w:t>
@@ -1839,8 +1569,8 @@
                 <w:rFonts w:cs="B Nazanin"/>
                 <w:b/>
                 <w:bCs/>
-                <w:sz w:val="26"/>
-                <w:szCs w:val="26"/>
+                <w:sz w:val="24"/>
+                <w:szCs w:val="24"/>
                 <w:rtl/>
               </w:rPr>
             </w:pPr>
@@ -1859,8 +1589,6 @@
                 <w:rFonts w:ascii="Shabnam" w:hAnsi="Shabnam"/>
                 <w:b/>
                 <w:bCs/>
-                <w:sz w:val="26"/>
-                <w:szCs w:val="26"/>
                 <w:rtl/>
                 <w:lang w:bidi="fa-IR"/>
               </w:rPr>
@@ -1871,8 +1599,6 @@
                 <w:b/>
                 <w:bCs/>
                 <w:noProof/>
-                <w:sz w:val="26"/>
-                <w:szCs w:val="26"/>
                 <w:rtl/>
                 <w:lang w:val="ar-SA"/>
               </w:rPr>
@@ -1962,8 +1688,6 @@
                 <w:rFonts w:ascii="Shabnam" w:hAnsi="Shabnam" w:hint="cs"/>
                 <w:b/>
                 <w:bCs/>
-                <w:sz w:val="26"/>
-                <w:szCs w:val="26"/>
                 <w:rtl/>
               </w:rPr>
               <w:t xml:space="preserve">با رسم نمودار درختی </w:t>
@@ -1973,8 +1697,6 @@
                 <w:rFonts w:ascii="Shabnam" w:hAnsi="Shabnam" w:hint="cs"/>
                 <w:b/>
                 <w:bCs/>
-                <w:sz w:val="26"/>
-                <w:szCs w:val="26"/>
                 <w:rtl/>
                 <w:lang w:bidi="fa-IR"/>
               </w:rPr>
@@ -1985,8 +1707,6 @@
                 <w:rFonts w:ascii="Shabnam" w:hAnsi="Shabnam" w:hint="cs"/>
                 <w:b/>
                 <w:bCs/>
-                <w:sz w:val="26"/>
-                <w:szCs w:val="26"/>
                 <w:rtl/>
               </w:rPr>
               <w:t xml:space="preserve">                 </w:t>
@@ -1996,19 +1716,33 @@
                 <w:rFonts w:ascii="Shabnam" w:hAnsi="Shabnam" w:hint="cs"/>
                 <w:b/>
                 <w:bCs/>
-                <w:sz w:val="26"/>
-                <w:szCs w:val="26"/>
-                <w:rtl/>
-              </w:rPr>
-              <w:t xml:space="preserve">            </w:t>
+                <w:rtl/>
+              </w:rPr>
+              <w:t xml:space="preserve"> </w:t>
             </w:r>
             <w:r>
               <w:rPr>
                 <w:rFonts w:ascii="Shabnam" w:hAnsi="Shabnam" w:hint="cs"/>
                 <w:b/>
                 <w:bCs/>
-                <w:sz w:val="26"/>
-                <w:szCs w:val="26"/>
+                <w:rtl/>
+              </w:rPr>
+              <w:t xml:space="preserve">             </w:t>
+            </w:r>
+            <w:r>
+              <w:rPr>
+                <w:rFonts w:ascii="Shabnam" w:hAnsi="Shabnam" w:hint="cs"/>
+                <w:b/>
+                <w:bCs/>
+                <w:rtl/>
+              </w:rPr>
+              <w:t xml:space="preserve">           </w:t>
+            </w:r>
+            <w:r>
+              <w:rPr>
+                <w:rFonts w:ascii="Shabnam" w:hAnsi="Shabnam" w:hint="cs"/>
+                <w:b/>
+                <w:bCs/>
                 <w:rtl/>
               </w:rPr>
               <w:t xml:space="preserve"> 36</w:t>
@@ -2022,8 +1756,6 @@
                 <w:rFonts w:ascii="Shabnam" w:hAnsi="Shabnam"/>
                 <w:b/>
                 <w:bCs/>
-                <w:sz w:val="26"/>
-                <w:szCs w:val="26"/>
                 <w:rtl/>
                 <w:lang w:bidi="fa-IR"/>
               </w:rPr>
@@ -2033,8 +1765,6 @@
                 <w:rFonts w:ascii="Shabnam" w:hAnsi="Shabnam" w:hint="cs"/>
                 <w:b/>
                 <w:bCs/>
-                <w:sz w:val="26"/>
-                <w:szCs w:val="26"/>
                 <w:rtl/>
                 <w:lang w:bidi="fa-IR"/>
               </w:rPr>
@@ -2049,8 +1779,6 @@
                 <w:rFonts w:ascii="Shabnam" w:hAnsi="Shabnam"/>
                 <w:b/>
                 <w:bCs/>
-                <w:sz w:val="26"/>
-                <w:szCs w:val="26"/>
                 <w:rtl/>
                 <w:lang w:bidi="fa-IR"/>
               </w:rPr>
@@ -2068,8 +1796,6 @@
               <w:rPr>
                 <w:b/>
                 <w:bCs/>
-                <w:sz w:val="26"/>
-                <w:szCs w:val="26"/>
                 <w:rtl/>
                 <w:lang w:bidi="fa-IR"/>
               </w:rPr>
@@ -2079,8 +1805,6 @@
                 <w:rFonts w:hint="cs"/>
                 <w:b/>
                 <w:bCs/>
-                <w:sz w:val="26"/>
-                <w:szCs w:val="26"/>
                 <w:rtl/>
                 <w:lang w:bidi="fa-IR"/>
               </w:rPr>
@@ -2111,8 +1835,8 @@
                 <w:rFonts w:cs="B Nazanin"/>
                 <w:b/>
                 <w:bCs/>
-                <w:sz w:val="26"/>
-                <w:szCs w:val="26"/>
+                <w:sz w:val="24"/>
+                <w:szCs w:val="24"/>
                 <w:rtl/>
               </w:rPr>
             </w:pPr>
@@ -2128,8 +1852,6 @@
               <w:rPr>
                 <w:b/>
                 <w:bCs/>
-                <w:sz w:val="26"/>
-                <w:szCs w:val="26"/>
                 <w:rtl/>
                 <w:lang w:bidi="fa-IR"/>
               </w:rPr>
@@ -2139,8 +1861,6 @@
                 <w:rFonts w:hint="cs"/>
                 <w:b/>
                 <w:bCs/>
-                <w:sz w:val="26"/>
-                <w:szCs w:val="26"/>
                 <w:rtl/>
               </w:rPr>
               <w:t xml:space="preserve">ب م م و ک م م دو عدد </w:t>
@@ -2150,8 +1870,6 @@
                 <w:rFonts w:hint="cs"/>
                 <w:b/>
                 <w:bCs/>
-                <w:sz w:val="26"/>
-                <w:szCs w:val="26"/>
                 <w:rtl/>
                 <w:lang w:bidi="fa-IR"/>
               </w:rPr>
@@ -2162,8 +1880,6 @@
                 <w:rFonts w:hint="cs"/>
                 <w:b/>
                 <w:bCs/>
-                <w:sz w:val="26"/>
-                <w:szCs w:val="26"/>
                 <w:rtl/>
               </w:rPr>
               <w:t xml:space="preserve">و </w:t>
@@ -2173,8 +1889,6 @@
                 <w:rFonts w:hint="cs"/>
                 <w:b/>
                 <w:bCs/>
-                <w:sz w:val="26"/>
-                <w:szCs w:val="26"/>
                 <w:rtl/>
               </w:rPr>
               <w:t>21</w:t>
@@ -2184,8 +1898,6 @@
                 <w:rFonts w:hint="cs"/>
                 <w:b/>
                 <w:bCs/>
-                <w:sz w:val="26"/>
-                <w:szCs w:val="26"/>
                 <w:rtl/>
               </w:rPr>
               <w:t xml:space="preserve"> را </w:t>
@@ -2195,8 +1907,6 @@
                 <w:rFonts w:hint="cs"/>
                 <w:b/>
                 <w:bCs/>
-                <w:sz w:val="26"/>
-                <w:szCs w:val="26"/>
                 <w:rtl/>
                 <w:lang w:bidi="fa-IR"/>
               </w:rPr>
@@ -2207,8 +1917,6 @@
                 <w:rFonts w:hint="cs"/>
                 <w:b/>
                 <w:bCs/>
-                <w:sz w:val="26"/>
-                <w:szCs w:val="26"/>
                 <w:rtl/>
               </w:rPr>
               <w:t xml:space="preserve"> به دست آورید.</w:t>
@@ -2221,8 +1929,6 @@
               <w:rPr>
                 <w:b/>
                 <w:bCs/>
-                <w:sz w:val="26"/>
-                <w:szCs w:val="26"/>
                 <w:rtl/>
                 <w:lang w:bidi="fa-IR"/>
               </w:rPr>
@@ -2232,14 +1938,12 @@
                 <w:b/>
                 <w:bCs/>
                 <w:position w:val="-12"/>
-                <w:sz w:val="26"/>
-                <w:szCs w:val="26"/>
               </w:rPr>
               <w:object w:dxaOrig="1100" w:dyaOrig="360" w14:anchorId="5B86B420">
-                <v:shape id="_x0000_i1026" type="#_x0000_t75" style="width:55.9pt;height:18.4pt" o:ole="">
+                <v:shape id="_x0000_i1026" type="#_x0000_t75" style="width:56.1pt;height:18.7pt" o:ole="">
                   <v:imagedata r:id="rId5" o:title=""/>
                 </v:shape>
-                <o:OLEObject Type="Embed" ProgID="Equation.DSMT4" ShapeID="_x0000_i1026" DrawAspect="Content" ObjectID="_1800071679" r:id="rId6"/>
+                <o:OLEObject Type="Embed" ProgID="Equation.DSMT4" ShapeID="_x0000_i1026" DrawAspect="Content" ObjectID="_1830782736" r:id="rId6"/>
               </w:object>
             </w:r>
           </w:p>
@@ -2250,8 +1954,6 @@
               <w:rPr>
                 <w:b/>
                 <w:bCs/>
-                <w:sz w:val="26"/>
-                <w:szCs w:val="26"/>
                 <w:rtl/>
                 <w:lang w:bidi="fa-IR"/>
               </w:rPr>
@@ -2261,14 +1963,12 @@
                 <w:b/>
                 <w:bCs/>
                 <w:position w:val="-10"/>
-                <w:sz w:val="26"/>
-                <w:szCs w:val="26"/>
               </w:rPr>
               <w:object w:dxaOrig="1060" w:dyaOrig="340" w14:anchorId="285D3D4B">
-                <v:shape id="_x0000_i1027" type="#_x0000_t75" style="width:62.05pt;height:16.85pt" o:ole="">
+                <v:shape id="_x0000_i1027" type="#_x0000_t75" style="width:61.7pt;height:16.85pt" o:ole="">
                   <v:imagedata r:id="rId7" o:title=""/>
                 </v:shape>
-                <o:OLEObject Type="Embed" ProgID="Equation.DSMT4" ShapeID="_x0000_i1027" DrawAspect="Content" ObjectID="_1800071680" r:id="rId8"/>
+                <o:OLEObject Type="Embed" ProgID="Equation.DSMT4" ShapeID="_x0000_i1027" DrawAspect="Content" ObjectID="_1830782737" r:id="rId8"/>
               </w:object>
             </w:r>
           </w:p>
@@ -2284,18 +1984,14 @@
               <w:rPr>
                 <w:b/>
                 <w:bCs/>
-                <w:sz w:val="26"/>
-                <w:szCs w:val="26"/>
-                <w:rtl/>
-              </w:rPr>
-            </w:pPr>
-            <w:r>
-              <w:rPr>
-                <w:rFonts w:hint="cs"/>
-                <w:b/>
-                <w:bCs/>
-                <w:sz w:val="26"/>
-                <w:szCs w:val="26"/>
+                <w:rtl/>
+              </w:rPr>
+            </w:pPr>
+            <w:r>
+              <w:rPr>
+                <w:rFonts w:hint="cs"/>
+                <w:b/>
+                <w:bCs/>
                 <w:rtl/>
               </w:rPr>
               <w:t>5/1</w:t>
@@ -2325,8 +2021,8 @@
                 <w:rFonts w:cs="B Nazanin"/>
                 <w:b/>
                 <w:bCs/>
-                <w:sz w:val="26"/>
-                <w:szCs w:val="26"/>
+                <w:sz w:val="24"/>
+                <w:szCs w:val="24"/>
                 <w:rtl/>
               </w:rPr>
             </w:pPr>
@@ -2344,8 +2040,6 @@
                 <w:rFonts w:ascii="Shabnam" w:hAnsi="Shabnam"/>
                 <w:b/>
                 <w:bCs/>
-                <w:sz w:val="26"/>
-                <w:szCs w:val="26"/>
                 <w:rtl/>
               </w:rPr>
             </w:pPr>
@@ -2354,8 +2048,6 @@
                 <w:rFonts w:ascii="Shabnam" w:hAnsi="Shabnam" w:hint="cs"/>
                 <w:b/>
                 <w:bCs/>
-                <w:sz w:val="26"/>
-                <w:szCs w:val="26"/>
                 <w:rtl/>
               </w:rPr>
               <w:t>دو ظرف با گنجایش ۱۶ و ۲۴ لیتر داریم. می خواهیم با یک پیمانه که هر بار پر و خالی می شود ، هر دو ظرف را پر کنیم. بزرگترین پیمانه ای که برای این کار مناسب است ، چند لیتری است؟</w:t>
@@ -2368,8 +2060,6 @@
                 <w:rFonts w:ascii="Shabnam" w:hAnsi="Shabnam"/>
                 <w:b/>
                 <w:bCs/>
-                <w:sz w:val="26"/>
-                <w:szCs w:val="26"/>
                 <w:rtl/>
               </w:rPr>
             </w:pPr>
@@ -2382,8 +2072,6 @@
                 <w:rFonts w:ascii="Shabnam" w:hAnsi="Shabnam"/>
                 <w:b/>
                 <w:bCs/>
-                <w:sz w:val="26"/>
-                <w:szCs w:val="26"/>
                 <w:rtl/>
               </w:rPr>
             </w:pPr>
@@ -2400,18 +2088,14 @@
               <w:rPr>
                 <w:b/>
                 <w:bCs/>
-                <w:sz w:val="26"/>
-                <w:szCs w:val="26"/>
-                <w:rtl/>
-              </w:rPr>
-            </w:pPr>
-            <w:r>
-              <w:rPr>
-                <w:rFonts w:hint="cs"/>
-                <w:b/>
-                <w:bCs/>
-                <w:sz w:val="26"/>
-                <w:szCs w:val="26"/>
+                <w:rtl/>
+              </w:rPr>
+            </w:pPr>
+            <w:r>
+              <w:rPr>
+                <w:rFonts w:hint="cs"/>
+                <w:b/>
+                <w:bCs/>
                 <w:rtl/>
               </w:rPr>
               <w:t>1</w:t>
@@ -2441,8 +2125,8 @@
                 <w:rFonts w:cs="B Nazanin"/>
                 <w:b/>
                 <w:bCs/>
-                <w:sz w:val="26"/>
-                <w:szCs w:val="26"/>
+                <w:sz w:val="24"/>
+                <w:szCs w:val="24"/>
                 <w:rtl/>
               </w:rPr>
             </w:pPr>
@@ -2461,8 +2145,6 @@
                 <w:rFonts w:ascii="Shabnam" w:hAnsi="Shabnam"/>
                 <w:b/>
                 <w:bCs/>
-                <w:sz w:val="26"/>
-                <w:szCs w:val="26"/>
                 <w:rtl/>
               </w:rPr>
             </w:pPr>
@@ -2472,8 +2154,6 @@
                 <w:b/>
                 <w:bCs/>
                 <w:i/>
-                <w:sz w:val="26"/>
-                <w:szCs w:val="26"/>
                 <w:rtl/>
               </w:rPr>
               <w:t xml:space="preserve">چراغ چشمک زن </w:t>
@@ -2482,8 +2162,6 @@
               <w:rPr>
                 <w:rFonts w:ascii="Shabnam" w:hAnsi="Shabnam"/>
                 <w:iCs/>
-                <w:sz w:val="26"/>
-                <w:szCs w:val="26"/>
               </w:rPr>
               <w:t>A</w:t>
             </w:r>
@@ -2491,8 +2169,6 @@
               <w:rPr>
                 <w:rFonts w:ascii="Shabnam" w:hAnsi="Shabnam" w:hint="cs"/>
                 <w:i/>
-                <w:sz w:val="26"/>
-                <w:szCs w:val="26"/>
                 <w:rtl/>
               </w:rPr>
               <w:t xml:space="preserve"> </w:t>
@@ -2503,8 +2179,6 @@
                 <w:b/>
                 <w:bCs/>
                 <w:i/>
-                <w:sz w:val="26"/>
-                <w:szCs w:val="26"/>
                 <w:rtl/>
               </w:rPr>
               <w:t xml:space="preserve">هر </w:t>
@@ -2514,8 +2188,6 @@
                 <w:rFonts w:ascii="Shabnam" w:hAnsi="Shabnam" w:hint="cs"/>
                 <w:b/>
                 <w:bCs/>
-                <w:sz w:val="26"/>
-                <w:szCs w:val="26"/>
                 <w:rtl/>
               </w:rPr>
               <w:t>12</w:t>
@@ -2526,8 +2198,6 @@
                 <w:b/>
                 <w:bCs/>
                 <w:i/>
-                <w:sz w:val="26"/>
-                <w:szCs w:val="26"/>
                 <w:rtl/>
               </w:rPr>
               <w:t xml:space="preserve"> ثانیه و چراغ چشمک زن </w:t>
@@ -2536,8 +2206,6 @@
               <w:rPr>
                 <w:rFonts w:ascii="Shabnam" w:hAnsi="Shabnam"/>
                 <w:iCs/>
-                <w:sz w:val="26"/>
-                <w:szCs w:val="26"/>
               </w:rPr>
               <w:t>B</w:t>
             </w:r>
@@ -2547,8 +2215,6 @@
                 <w:b/>
                 <w:bCs/>
                 <w:i/>
-                <w:sz w:val="26"/>
-                <w:szCs w:val="26"/>
                 <w:rtl/>
               </w:rPr>
               <w:t xml:space="preserve"> هر </w:t>
@@ -2558,8 +2224,6 @@
                 <w:rFonts w:ascii="Shabnam" w:hAnsi="Shabnam" w:hint="cs"/>
                 <w:b/>
                 <w:bCs/>
-                <w:sz w:val="26"/>
-                <w:szCs w:val="26"/>
                 <w:rtl/>
               </w:rPr>
               <w:t>18</w:t>
@@ -2570,8 +2234,6 @@
                 <w:b/>
                 <w:bCs/>
                 <w:i/>
-                <w:sz w:val="26"/>
-                <w:szCs w:val="26"/>
                 <w:rtl/>
               </w:rPr>
               <w:t xml:space="preserve"> ثانیه یک بار چشمک  می زنند. اگر همز</w:t>
@@ -2581,8 +2243,6 @@
                 <w:rFonts w:ascii="Shabnam" w:hAnsi="Shabnam" w:hint="cs"/>
                 <w:b/>
                 <w:bCs/>
-                <w:sz w:val="26"/>
-                <w:szCs w:val="26"/>
                 <w:rtl/>
               </w:rPr>
               <w:t xml:space="preserve">مان آن ها را به برق متصل کنیم، </w:t>
@@ -2593,8 +2253,6 @@
                 <w:b/>
                 <w:bCs/>
                 <w:i/>
-                <w:sz w:val="26"/>
-                <w:szCs w:val="26"/>
                 <w:rtl/>
               </w:rPr>
               <w:t>چند ثانیه طول می کشد تا این دو چراغ همزمان چشمک بزنند ؟</w:t>
@@ -2607,14 +2265,10 @@
                 <w:bCs/>
                 <w:noProof/>
                 <w:color w:val="000000"/>
-                <w:sz w:val="26"/>
-                <w:szCs w:val="26"/>
                 <w:rtl/>
                 <w:lang w:bidi="fa-IR"/>
               </w:rPr>
             </w:pPr>
-            <w:bookmarkStart w:id="0" w:name="_GoBack"/>
-            <w:bookmarkEnd w:id="0"/>
           </w:p>
           <w:p>
             <w:pPr>
@@ -2623,8 +2277,6 @@
                 <w:bCs/>
                 <w:noProof/>
                 <w:color w:val="000000"/>
-                <w:sz w:val="26"/>
-                <w:szCs w:val="26"/>
                 <w:rtl/>
                 <w:lang w:bidi="fa-IR"/>
               </w:rPr>
@@ -2642,18 +2294,14 @@
               <w:rPr>
                 <w:b/>
                 <w:bCs/>
-                <w:sz w:val="26"/>
-                <w:szCs w:val="26"/>
-                <w:rtl/>
-              </w:rPr>
-            </w:pPr>
-            <w:r>
-              <w:rPr>
-                <w:rFonts w:hint="cs"/>
-                <w:b/>
-                <w:bCs/>
-                <w:sz w:val="26"/>
-                <w:szCs w:val="26"/>
+                <w:rtl/>
+              </w:rPr>
+            </w:pPr>
+            <w:r>
+              <w:rPr>
+                <w:rFonts w:hint="cs"/>
+                <w:b/>
+                <w:bCs/>
                 <w:rtl/>
               </w:rPr>
               <w:t>1</w:t>
@@ -2670,8 +2318,6 @@
         <w:rPr>
           <w:b/>
           <w:bCs/>
-          <w:sz w:val="12"/>
-          <w:szCs w:val="12"/>
           <w:rtl/>
           <w:lang w:bidi="fa-IR"/>
         </w:rPr>
@@ -2712,7 +2358,7 @@
         <v:path o:extrusionok="f" gradientshapeok="t" o:connecttype="rect"/>
         <o:lock v:ext="edit" aspectratio="t"/>
       </v:shapetype>
-      <v:shape id="_x0000_i1029" type="#_x0000_t75" style="width:11.5pt;height:11.5pt" o:bullet="t">
+      <v:shape id="_x0000_i1027" type="#_x0000_t75" style="width:11.2pt;height:11.2pt" o:bullet="t">
         <v:imagedata r:id="rId1" o:title="msoB3E5"/>
       </v:shape>
     </w:pict>
